--- a/tests/fixtures/headers-footers.docx
+++ b/tests/fixtures/headers-footers.docx
@@ -92,7 +92,13 @@
 <w:hdr xmlns:w="http://schemas.openxmlformats.org/wordprocessingml/2006/main" xmlns:r="http://schemas.openxmlformats.org/officeDocument/2006/relationships">
   <w:p>
     <w:r>
-      <w:t xml:space="preserve">Annual Report 2026</w:t>
+      <w:t xml:space="preserve">Annual Report</w:t>
+    </w:r>
+    <w:r>
+      <w:br/>
+    </w:r>
+    <w:r>
+      <w:t xml:space="preserve">2026</w:t>
     </w:r>
   </w:p>
 </w:hdr>
@@ -131,7 +137,7 @@
       <w:outlineLvl w:val="0"/>
     </w:pPr>
     <w:rPr>
-      <w:rFonts w:ascii="Calibri Light" w:hAnsi="Calibri Light"/>
+      <w:rFonts w:asciiTheme="majorHAnsi" w:hAnsiTheme="majorHAnsi" w:cstheme="majorBidi"/>
       <w:b/>
       <w:color w:val="2E74B5"/>
       <w:sz w:val="32"/>
